--- a/ToolpathLab-功能开发记录.docx
+++ b/ToolpathLab-功能开发记录.docx
@@ -3097,7 +3097,119 @@
           <w:color w:val="142A2E"/>
           <w:sz w:val="25"/>
         </w:rPr>
-        <w:t>3.10 界面</w:t>
+        <w:t>3.10 切削仿真：毛坯随刀具消失</w:t>
+      </w:r>
+    </w:p>
+    <w:p>
+      <w:pPr>
+        <w:spacing w:after="120" w:line="307" w:lineRule="auto"/>
+      </w:pPr>
+      <w:r>
+        <w:rPr>
+          <w:rFonts w:ascii="微软雅黑" w:hAnsi="微软雅黑" w:eastAsia="微软雅黑"/>
+          <w:b w:val="0"/>
+          <w:i w:val="0"/>
+          <w:sz w:val="20"/>
+        </w:rPr>
+        <w:t>需求：在刀路动画中，刀具经过的地方毛坯消失，最后变成区域的形状。</w:t>
+      </w:r>
+    </w:p>
+    <w:p>
+      <w:pPr>
+        <w:spacing w:after="120" w:line="307" w:lineRule="auto"/>
+      </w:pPr>
+      <w:r>
+        <w:rPr>
+          <w:rFonts w:ascii="微软雅黑" w:hAnsi="微软雅黑" w:eastAsia="微软雅黑"/>
+          <w:b w:val="0"/>
+          <w:i w:val="0"/>
+          <w:sz w:val="20"/>
+        </w:rPr>
+        <w:t>实现：前端用 2.5D 高度场（Z-map）表示毛坯：网格铺满毛坯的 XY 投影，每个节点记当前顶面高度 （初始＝毛坯顶面）；刀具沿刀路推进时，把刀盘范围内的节点压到**刀面**在该半径处的高度（平底刀整个盘面等高、圆鼻刀先平后圆角、球头刀是球面），于是动画里毛坯被一点点削掉，走完刀路剩下的就是刀具真正切出来的形状。快移不切料；高度场只在真的削到料时才更新顶点；回拖进度条会从头重放（高度只会变矮，重放很便宜），点停止回到未切削的毛坯。为此把毛坯外形拆到 web/js/blank.js，仿真独立成 web/js/stock.js，Viewport.setPlayhead() 顺带推进它。</w:t>
+      </w:r>
+    </w:p>
+    <w:p>
+      <w:pPr>
+        <w:spacing w:after="80" w:line="307" w:lineRule="auto"/>
+      </w:pPr>
+      <w:r>
+        <w:rPr>
+          <w:rFonts w:ascii="微软雅黑" w:hAnsi="微软雅黑" w:eastAsia="微软雅黑"/>
+          <w:b w:val="0"/>
+          <w:i w:val="0"/>
+          <w:sz w:val="20"/>
+        </w:rPr>
+        <w:t>验证：方形 80、D6 平底刀、切宽 4、往复走完后：内部 3136/3136 个节点全部到加工面，残留只出现在刀具够不到的边界带（132 个节点）；30° 斜坡、D6 球头刀、切宽 4 时残留高度 0.060 mm，与理论值 R−√(R²−(切宽/2)²) 一致。前端几何自检由 13 项扩到 26 项。</w:t>
+      </w:r>
+    </w:p>
+    <w:p>
+      <w:pPr>
+        <w:spacing w:before="120" w:after="40"/>
+        <w:jc w:val="center"/>
+      </w:pPr>
+      <w:r>
+        <w:drawing>
+          <wp:inline xmlns:a="http://schemas.openxmlformats.org/drawingml/2006/main" xmlns:pic="http://schemas.openxmlformats.org/drawingml/2006/picture">
+            <wp:extent cx="5544000" cy="5637966"/>
+            <wp:docPr id="10" name="Picture 10"/>
+            <wp:cNvGraphicFramePr>
+              <a:graphicFrameLocks noChangeAspect="1"/>
+            </wp:cNvGraphicFramePr>
+            <a:graphic>
+              <a:graphicData uri="http://schemas.openxmlformats.org/drawingml/2006/picture">
+                <pic:pic>
+                  <pic:nvPicPr>
+                    <pic:cNvPr id="0" name="stock-simulation.png"/>
+                    <pic:cNvPicPr/>
+                  </pic:nvPicPr>
+                  <pic:blipFill>
+                    <a:blip r:embed="rId18"/>
+                    <a:stretch>
+                      <a:fillRect/>
+                    </a:stretch>
+                  </pic:blipFill>
+                  <pic:spPr>
+                    <a:xfrm>
+                      <a:off x="0" y="0"/>
+                      <a:ext cx="5544000" cy="5637966"/>
+                    </a:xfrm>
+                    <a:prstGeom prst="rect"/>
+                  </pic:spPr>
+                </pic:pic>
+              </a:graphicData>
+            </a:graphic>
+          </wp:inline>
+        </w:drawing>
+      </w:r>
+    </w:p>
+    <w:p>
+      <w:pPr>
+        <w:spacing w:after="200"/>
+        <w:jc w:val="center"/>
+      </w:pPr>
+      <w:r>
+        <w:rPr>
+          <w:rFonts w:ascii="微软雅黑" w:hAnsi="微软雅黑" w:eastAsia="微软雅黑"/>
+          <w:i/>
+          <w:color w:val="5A6A6A"/>
+          <w:sz w:val="17"/>
+        </w:rPr>
+        <w:t>图 10　切削仿真的最终结果：上为方形（D6 平底刀），下为 30° 斜坡（D6 球头刀）；左为俯视残留量（深=已到加工面、亮点=还留着料），右为中线剖面（红线=区域应有加工面）</w:t>
+      </w:r>
+    </w:p>
+    <w:p>
+      <w:pPr>
+        <w:pStyle w:val="Heading2"/>
+        <w:spacing w:before="200" w:after="120"/>
+      </w:pPr>
+      <w:r>
+        <w:rPr>
+          <w:rFonts w:ascii="微软雅黑" w:hAnsi="微软雅黑" w:eastAsia="微软雅黑"/>
+          <w:b/>
+          <w:color w:val="142A2E"/>
+          <w:sz w:val="25"/>
+        </w:rPr>
+        <w:t>3.11 界面</w:t>
       </w:r>
     </w:p>
     <w:p>
@@ -3151,7 +3263,7 @@
         <w:drawing>
           <wp:inline xmlns:a="http://schemas.openxmlformats.org/drawingml/2006/main" xmlns:pic="http://schemas.openxmlformats.org/drawingml/2006/picture">
             <wp:extent cx="5544000" cy="3255383"/>
-            <wp:docPr id="10" name="Picture 10"/>
+            <wp:docPr id="11" name="Picture 11"/>
             <wp:cNvGraphicFramePr>
               <a:graphicFrameLocks noChangeAspect="1"/>
             </wp:cNvGraphicFramePr>
@@ -3163,7 +3275,7 @@
                     <pic:cNvPicPr/>
                   </pic:nvPicPr>
                   <pic:blipFill>
-                    <a:blip r:embed="rId18"/>
+                    <a:blip r:embed="rId19"/>
                     <a:stretch>
                       <a:fillRect/>
                     </a:stretch>
@@ -3194,7 +3306,7 @@
           <w:color w:val="5A6A6A"/>
           <w:sz w:val="17"/>
         </w:rPr>
-        <w:t>图 10　桌面窗口：左侧参数面板、右侧三维视图、顶部视图工具条与顶栏按钮</w:t>
+        <w:t>图 11　桌面窗口：左侧参数面板、右侧三维视图、顶部视图工具条与顶栏按钮</w:t>
       </w:r>
     </w:p>
     <w:p>
@@ -3930,7 +4042,7 @@
           <w:rFonts w:ascii="微软雅黑" w:hAnsi="微软雅黑" w:eastAsia="微软雅黑"/>
           <w:sz w:val="21"/>
         </w:rPr>
-        <w:t>模型是 2.5D：刀轴始终竖直，平底刀在斜面上会过切（模型里不模拟这一点），球头刀与圆鼻刀没有这个问题。</w:t>
+        <w:t>模型是 2.5D：刀轴始终竖直，刀具**不沿曲面法向偏置**——平底刀从第一个斜面刀路起就会过切，斜度超过 45° 时球头刀/圆鼻刀的刀侧也会切进坡面（切削仿真如实显示：30° 时 0.464 mm、60° 时 2.99 mm，与解析值一致）。要消掉它需要真正的三维偏置（沿曲面法向抬刀）。</w:t>
       </w:r>
     </w:p>
     <w:p>
@@ -4011,6 +4123,19 @@
           <w:sz w:val="31"/>
         </w:rPr>
         <w:t>7. 后续可选方向</w:t>
+      </w:r>
+    </w:p>
+    <w:p>
+      <w:pPr>
+        <w:pStyle w:val="ListBullet"/>
+        <w:spacing w:after="60" w:line="298" w:lineRule="auto"/>
+      </w:pPr>
+      <w:r>
+        <w:rPr>
+          <w:rFonts w:ascii="微软雅黑" w:hAnsi="微软雅黑" w:eastAsia="微软雅黑"/>
+          <w:sz w:val="21"/>
+        </w:rPr>
+        <w:t>沿曲面法向偏置（真正的三维刀补）：消掉斜度超过 45° 时球头刀/圆鼻刀刀侧切进坡面的问题。</w:t>
       </w:r>
     </w:p>
     <w:p>

--- a/ToolpathLab-功能开发记录.docx
+++ b/ToolpathLab-功能开发记录.docx
@@ -3139,7 +3139,7 @@
           <w:i w:val="0"/>
           <w:sz w:val="20"/>
         </w:rPr>
-        <w:t>验证：方形 80、D6 平底刀、切宽 4、往复走完后：内部 3136/3136 个节点全部到加工面，残留只出现在刀具够不到的边界带（132 个节点）；30° 斜坡、D6 球头刀、切宽 4 时残留高度 0.060 mm，与理论值 R−√(R²−(切宽/2)²) 一致。前端几何自检由 13 项扩到 26 项。</w:t>
+        <w:t>验证：方形 80、D6 平底刀、切宽 4、往复走完后：刀具够得到的内部节点**全部**到加工面（0.6 mm 网格下 12321/12321），残留只出现在刀具够不到的边界带（约 0.8 mm 宽的一圈与四个角）；30° 斜坡、D6 球头刀、切宽 4 时最大切入 0.465 mm，与解析值 max(r·tan30 − (R−√(R²−r²))) = 0.464 mm 一致。前端几何自检 28 项。</w:t>
       </w:r>
     </w:p>
     <w:p>
@@ -3194,7 +3194,7 @@
           <w:color w:val="5A6A6A"/>
           <w:sz w:val="17"/>
         </w:rPr>
-        <w:t>图 10　切削仿真的最终结果：上为方形（D6 平底刀），下为 30° 斜坡（D6 球头刀）；左为俯视残留量（深=已到加工面、亮点=还留着料），右为中线剖面（红线=区域应有加工面）</w:t>
+        <w:t>图 10　切削仿真的最终结果：上为方形（D6 平底刀），下为 30° 斜坡（D6 球头刀）；左为俯视残留量（深=已到加工面、亮紫色=还留着料），右为中线剖面（红线=区域应有加工面）</w:t>
       </w:r>
     </w:p>
     <w:p>
@@ -4055,6 +4055,19 @@
           <w:rFonts w:ascii="微软雅黑" w:hAnsi="微软雅黑" w:eastAsia="微软雅黑"/>
           <w:sz w:val="21"/>
         </w:rPr>
+        <w:t>切削仿真会把真实结果画出来：方形区域的**四个角**是圆刀具物理上够不到的（留柱状残留），边界上还有一圈约 0.8 mm 没切净——因为刀路按刀具足迹半径内缩，刀边只与边界相切，两刀之间够不到的地方就留下了。这两处都不是仿真的错，是当前刀路的真实后果。</w:t>
+      </w:r>
+    </w:p>
+    <w:p>
+      <w:pPr>
+        <w:pStyle w:val="ListBullet"/>
+        <w:spacing w:after="60" w:line="298" w:lineRule="auto"/>
+      </w:pPr>
+      <w:r>
+        <w:rPr>
+          <w:rFonts w:ascii="微软雅黑" w:hAnsi="微软雅黑" w:eastAsia="微软雅黑"/>
+          <w:sz w:val="21"/>
+        </w:rPr>
         <w:t>不做材料去除仿真：分层粗加工的层数、每层范围与顺序都是真的，但每层实际切多深、受力多少没有模拟。</w:t>
       </w:r>
     </w:p>
@@ -4123,6 +4136,19 @@
           <w:sz w:val="31"/>
         </w:rPr>
         <w:t>7. 后续可选方向</w:t>
+      </w:r>
+    </w:p>
+    <w:p>
+      <w:pPr>
+        <w:pStyle w:val="ListBullet"/>
+        <w:spacing w:after="60" w:line="298" w:lineRule="auto"/>
+      </w:pPr>
+      <w:r>
+        <w:rPr>
+          <w:rFonts w:ascii="微软雅黑" w:hAnsi="微软雅黑" w:eastAsia="微软雅黑"/>
+          <w:sz w:val="21"/>
+        </w:rPr>
+        <w:t>让粗加工刀路的刀心可以走到区域边界：毛坯与区域齐平时外侧就是空刀，这样能清掉边界那一圈约 0.8 mm 的残留（需要区域能区分「零件边界」与「加工范围边界」，别把折痕那侧也放开）。</w:t>
       </w:r>
     </w:p>
     <w:p>

--- a/ToolpathLab-功能开发记录.docx
+++ b/ToolpathLab-功能开发记录.docx
@@ -2082,7 +2082,7 @@
           <w:i w:val="0"/>
           <w:sz w:val="20"/>
         </w:rPr>
-        <w:t>验证：方形 80、D6、切宽 6 得到 7 环（3/9/15/21/27/33/39 mm），切削长度 1064.0 mm；向内与向外两条刀轨的几何完全一致，区别只是先从轮廓还是先从料心下刀。</w:t>
+        <w:t>验证：方形 80、D6、切宽 6 得到 7 环（0/6/12/18/24/30/36 mm——第一环就贴着轮廓），向内与向外两条刀轨的几何完全一致，区别只是先从轮廓还是先从料心下刀。</w:t>
       </w:r>
     </w:p>
     <w:p>
@@ -2194,7 +2194,7 @@
           <w:i w:val="0"/>
           <w:sz w:val="20"/>
         </w:rPr>
-        <w:t>验证：斜坡 60°、Z 上限 80 时刀路 x ∈ [−6.188, 37]、Z ∈ [5.196, 80]，逐点贴面；单向走刀只剩 2 段快移（下刀与抬刀），13 段沿面连接；上限改成 40 时刀路最高 Z 也随之变成 40。</w:t>
+        <w:t>验证：斜坡 60°、Z 上限 80 时刀路 x ∈ [−6.188, 40]、Z ∈ [5.196, 80]，逐点贴面（刀心可以走到低边轮廓，折痕那侧仍停在折痕上）；单向走刀只剩 2 段快移（下刀与抬刀），13 段沿面连接；上限改成 40 时刀路最高 Z 也随之变成 40。</w:t>
       </w:r>
     </w:p>
     <w:p>
@@ -2475,7 +2475,7 @@
           <w:i w:val="0"/>
           <w:sz w:val="20"/>
         </w:rPr>
-        <w:t>验证：高度 20 的方形刀路 Z ∈ [20, 20]、安全面 25；同一区域厚度 5 与 60 的切削长度完全相同（370.0 mm），证明厚度不进刀路；上限 40 / 80 / 200 分别得到折痕 x = 16.906 / −6.188 / 无平顶。</w:t>
+        <w:t>验证：高度 20 的方形刀路 Z ∈ [20, 20]、安全面 25；同一区域厚度 5 与 60 的切削长度完全相同，证明厚度不进刀路；上限 40 / 80 / 200 分别得到折痕 x = 16.906 / −6.188 / 无平顶。</w:t>
       </w:r>
     </w:p>
     <w:tbl>
@@ -2915,7 +2915,7 @@
           <w:i w:val="0"/>
           <w:sz w:val="20"/>
         </w:rPr>
-        <w:t>验证：60°、上限 80、余量 2、每层 20 得到层 82 / 80 / 62 / 42 / 22（2 mm 那层放不下刀具，已跳过并提醒），平台那一层覆盖 x ∈ [−37, 37]；ap = 0 时刀路与开发前逐点一致。</w:t>
+        <w:t>验证：60°、上限 80、余量 2、每层 20 得到层 82 / 80 / 62 / 42 / 22（2 mm 那层放不下刀具，已跳过并提醒），平台那一层覆盖 x ∈ [−40, 40]；ap = 0 时刀路与开发前逐点一致。</w:t>
       </w:r>
     </w:p>
     <w:p>
@@ -3139,7 +3139,7 @@
           <w:i w:val="0"/>
           <w:sz w:val="20"/>
         </w:rPr>
-        <w:t>验证：方形 80、D6 平底刀、切宽 4、往复走完后：刀具够得到的内部节点**全部**到加工面（0.6 mm 网格下 12321/12321），残留只出现在刀具够不到的边界带（约 0.8 mm 宽的一圈与四个角）；30° 斜坡、D6 球头刀、切宽 4 时最大切入 0.465 mm，与解析值 max(r·tan30 − (R−√(R²−r²))) = 0.464 mm 一致。前端几何自检 28 项。</w:t>
+        <w:t>验证：方形 80、D6、切宽 4、往复走完后：仿真顶面范围 [0.000, 0.000]，18225/18225 个节点全部切到加工面（刀心放开到区域边界之后，边缘那圈与四个角的残留都消失）；30° 斜坡、D6 球头刀、切宽 4 时最大切入 0.465 mm，与解析值 max(r·tan30 − (R−√(R²−r²))) = 0.464 mm 一致。前端几何自检 28 项。</w:t>
       </w:r>
     </w:p>
     <w:p>
@@ -3209,7 +3209,64 @@
           <w:color w:val="142A2E"/>
           <w:sz w:val="25"/>
         </w:rPr>
-        <w:t>3.11 界面</w:t>
+        <w:t>3.11 刀路优化：刀心走到区域边界 + 切宽自动</w:t>
+      </w:r>
+    </w:p>
+    <w:p>
+      <w:pPr>
+        <w:spacing w:after="120" w:line="307" w:lineRule="auto"/>
+      </w:pPr>
+      <w:r>
+        <w:rPr>
+          <w:rFonts w:ascii="微软雅黑" w:hAnsi="微软雅黑" w:eastAsia="微软雅黑"/>
+          <w:b w:val="0"/>
+          <w:i w:val="0"/>
+          <w:sz w:val="20"/>
+        </w:rPr>
+        <w:t>需求：铣削后仍会存在几个锥型残留而且边缘有一层没有铣削掉；要求最外层刀路离边缘的距离小于刀具半径，切宽自动计算时应比刀具直径小 1。</w:t>
+      </w:r>
+    </w:p>
+    <w:p>
+      <w:pPr>
+        <w:spacing w:after="120" w:line="307" w:lineRule="auto"/>
+      </w:pPr>
+      <w:r>
+        <w:rPr>
+          <w:rFonts w:ascii="微软雅黑" w:hAnsi="微软雅黑" w:eastAsia="微软雅黑"/>
+          <w:b w:val="0"/>
+          <w:i w:val="0"/>
+          <w:sz w:val="20"/>
+        </w:rPr>
+        <w:t>实现：原来刀路按刀具足迹半径内缩，刀心最近只能到「零件边界 − 足迹」，刀边只与边界相切，两刀之间够不到的地方就留下一圈料，四个角也是同样的道理。现在区域会**把零件自己的边界外扩一个足迹半径**再交给策略内缩（`toolpath_boundary` / `toolpath_boundary_at`）：内缩之后刀心正好落在零件边界上，离边界 0 &lt; 刀具半径，刀边越界那半圈是空刀（毛坯竖直面与区域齐平，外面没有料）。折痕这类「加工范围边界」不放开，仍然停在折痕上；分层时料边那一侧也保持不动，不会切进已经成形的一侧。另外切宽新增自动档：填 0 表示自动，按**刀具直径 − 1 mm** 算（并保底 0.1），相邻两刀因此有稳定重叠。</w:t>
+      </w:r>
+    </w:p>
+    <w:p>
+      <w:pPr>
+        <w:spacing w:after="80" w:line="307" w:lineRule="auto"/>
+      </w:pPr>
+      <w:r>
+        <w:rPr>
+          <w:rFonts w:ascii="微软雅黑" w:hAnsi="微软雅黑" w:eastAsia="微软雅黑"/>
+          <w:b w:val="0"/>
+          <w:i w:val="0"/>
+          <w:sz w:val="20"/>
+        </w:rPr>
+        <w:t>验证：方形 80、D6、切宽 4 走完后：仿真顶面范围 [0.000, 0.000]、18225/18225 个节点全部切到加工面——边缘那圈与四个角的残留都消失了（改之前是 [0, 2]、558 个节点没切到）。刀心范围逐项核对：方形 / 圆形 / 斜坡（含分层各层）最外层刀路都落在 ±40 或折痕上；自动切宽 D6 → 5，刀线间距实测 5.000。</w:t>
+      </w:r>
+    </w:p>
+    <w:p>
+      <w:pPr>
+        <w:pStyle w:val="Heading2"/>
+        <w:spacing w:before="200" w:after="120"/>
+      </w:pPr>
+      <w:r>
+        <w:rPr>
+          <w:rFonts w:ascii="微软雅黑" w:hAnsi="微软雅黑" w:eastAsia="微软雅黑"/>
+          <w:b/>
+          <w:color w:val="142A2E"/>
+          <w:sz w:val="25"/>
+        </w:rPr>
+        <w:t>3.12 界面</w:t>
       </w:r>
     </w:p>
     <w:p>
@@ -4055,7 +4112,7 @@
           <w:rFonts w:ascii="微软雅黑" w:hAnsi="微软雅黑" w:eastAsia="微软雅黑"/>
           <w:sz w:val="21"/>
         </w:rPr>
-        <w:t>切削仿真会把真实结果画出来：方形区域的**四个角**是圆刀具物理上够不到的（留柱状残留），边界上还有一圈约 0.8 mm 没切净——因为刀路按刀具足迹半径内缩，刀边只与边界相切，两刀之间够不到的地方就留下了。这两处都不是仿真的错，是当前刀路的真实后果。</w:t>
+        <w:t>切削仿真会把真实结果画出来：把刀心放开到区域边界之后，边界那一圈与四个角的残留已经消失（内部与边界 18225/18225 个节点全部切到加工面）；斜面上球头刀/圆鼻刀的刀侧切入是 2.5D 模型的固有结果（见上一条），仿真会如实显示。</w:t>
       </w:r>
     </w:p>
     <w:p>
@@ -4136,19 +4193,6 @@
           <w:sz w:val="31"/>
         </w:rPr>
         <w:t>7. 后续可选方向</w:t>
-      </w:r>
-    </w:p>
-    <w:p>
-      <w:pPr>
-        <w:pStyle w:val="ListBullet"/>
-        <w:spacing w:after="60" w:line="298" w:lineRule="auto"/>
-      </w:pPr>
-      <w:r>
-        <w:rPr>
-          <w:rFonts w:ascii="微软雅黑" w:hAnsi="微软雅黑" w:eastAsia="微软雅黑"/>
-          <w:sz w:val="21"/>
-        </w:rPr>
-        <w:t>让粗加工刀路的刀心可以走到区域边界：毛坯与区域齐平时外侧就是空刀，这样能清掉边界那一圈约 0.8 mm 的残留（需要区域能区分「零件边界」与「加工范围边界」，别把折痕那侧也放开）。</w:t>
       </w:r>
     </w:p>
     <w:p>

--- a/ToolpathLab-功能开发记录.docx
+++ b/ToolpathLab-功能开发记录.docx
@@ -3266,7 +3266,64 @@
           <w:color w:val="142A2E"/>
           <w:sz w:val="25"/>
         </w:rPr>
-        <w:t>3.12 界面</w:t>
+        <w:t>3.12 跟随周边：环距按转角与中心覆盖校核</w:t>
+      </w:r>
+    </w:p>
+    <w:p>
+      <w:pPr>
+        <w:spacing w:after="120" w:line="307" w:lineRule="auto"/>
+      </w:pPr>
+      <w:r>
+        <w:rPr>
+          <w:rFonts w:ascii="微软雅黑" w:hAnsi="微软雅黑" w:eastAsia="微软雅黑"/>
+          <w:b w:val="0"/>
+          <w:i w:val="0"/>
+          <w:sz w:val="20"/>
+        </w:rPr>
+        <w:t>需求：跟随周边仍有残留：最中心刀具不能经过；方形直角转弯处每圈间距离大于刀具直径。要求每层间隔重新计算，对角线方向的距离不超过刀具直径，并验证平行线与转弯处间距不大于刀具直径。</w:t>
+      </w:r>
+    </w:p>
+    <w:p>
+      <w:pPr>
+        <w:spacing w:after="120" w:line="307" w:lineRule="auto"/>
+      </w:pPr>
+      <w:r>
+        <w:rPr>
+          <w:rFonts w:ascii="微软雅黑" w:hAnsi="微软雅黑" w:eastAsia="微软雅黑"/>
+          <w:b w:val="0"/>
+          <w:i w:val="0"/>
+          <w:sz w:val="20"/>
+        </w:rPr>
+        <w:t>实现：等距偏置时，转角处相邻两环沿**对角线**的距离是 环距 / sin(内角/2)（直角就是 ×√2），所以环距必须 ≤ 刀具直径 × sin(内角/2)；另外环距若大于刀具半径，最内环与中心之间会留一小块刀具够不到的地方。现在跟随周边把环距收紧为 min(用户值, 直径 × min sin(内角/2), 直径 / 2)，被收紧时给出提醒，说明与 G-code 头部都带上实际环距。圆是用 180 边形离散的、内角接近 180°，系数接近 1，不会因此被无谓收紧。</w:t>
+      </w:r>
+    </w:p>
+    <w:p>
+      <w:pPr>
+        <w:spacing w:after="80" w:line="307" w:lineRule="auto"/>
+      </w:pPr>
+      <w:r>
+        <w:rPr>
+          <w:rFonts w:ascii="微软雅黑" w:hAnsi="微软雅黑" w:eastAsia="微软雅黑"/>
+          <w:b w:val="0"/>
+          <w:i w:val="0"/>
+          <w:sz w:val="20"/>
+        </w:rPr>
+        <w:t>验证：方形 80 / D6 平底刀 / 切宽填 20：环距收紧到 3 mm（带提醒），相邻环最大间距（逐点量到下一环的最近距离，含直角对角）为 3.000 ≤ 直径 6；最内环离中心 1.000 ≤ 半径 3。切削仿真：顶面范围 [0.000, 0.000]、18225/18225 个节点全部到加工面——中心、边缘与直角处都没有残留。</w:t>
+      </w:r>
+    </w:p>
+    <w:p>
+      <w:pPr>
+        <w:pStyle w:val="Heading2"/>
+        <w:spacing w:before="200" w:after="120"/>
+      </w:pPr>
+      <w:r>
+        <w:rPr>
+          <w:rFonts w:ascii="微软雅黑" w:hAnsi="微软雅黑" w:eastAsia="微软雅黑"/>
+          <w:b/>
+          <w:color w:val="142A2E"/>
+          <w:sz w:val="25"/>
+        </w:rPr>
+        <w:t>3.13 界面</w:t>
       </w:r>
     </w:p>
     <w:p>
